--- a/saman_nezafat_cv.docx
+++ b/saman_nezafat_cv.docx
@@ -104,7 +104,7 @@
           <w:color w:val="555555"/>
           <w:sz w:val="18"/>
         </w:rPr>
-        <w:t>Stack: Go, Redis, ClickHouse, PostgreSQL, Docker</w:t>
+        <w:t>Stack: Go, Redis, ClickHouse, MongoDB, Docker</w:t>
       </w:r>
     </w:p>
     <w:p>
@@ -736,7 +736,7 @@
           <w:color w:val="555555"/>
           <w:sz w:val="18"/>
         </w:rPr>
-        <w:t>Stack: Python, Django, PostgreSQL</w:t>
+        <w:t>Stack: Python, FastAPI, PostgreSQL</w:t>
       </w:r>
     </w:p>
     <w:p>

--- a/saman_nezafat_cv.docx
+++ b/saman_nezafat_cv.docx
@@ -4,14 +4,14 @@
   <w:body>
     <w:p>
       <w:pPr>
-        <w:spacing w:before="0" w:after="40" w:line="240" w:lineRule="auto"/>
+        <w:spacing w:before="0" w:after="60" w:line="240" w:lineRule="auto"/>
         <w:jc w:val="center"/>
       </w:pPr>
       <w:r>
         <w:rPr>
           <w:b/>
-          <w:color w:val="008080"/>
-          <w:sz w:val="36"/>
+          <w:color w:val="107878"/>
+          <w:sz w:val="44"/>
         </w:rPr>
         <w:t>Saman Nezafat</w:t>
       </w:r>
@@ -31,16 +31,16 @@
     </w:p>
     <w:p>
       <w:pPr>
-        <w:spacing w:before="160" w:after="40" w:line="240" w:lineRule="auto"/>
+        <w:spacing w:before="280" w:after="60" w:line="240" w:lineRule="auto"/>
         <w:pBdr>
-          <w:bottom w:val="single" w:sz="4" w:space="1" w:color="008080"/>
+          <w:bottom w:val="single" w:sz="8" w:space="2" w:color="107878"/>
         </w:pBdr>
       </w:pPr>
       <w:r>
         <w:rPr>
           <w:b/>
-          <w:color w:val="008080"/>
-          <w:sz w:val="22"/>
+          <w:color w:val="107878"/>
+          <w:sz w:val="24"/>
         </w:rPr>
         <w:t>PROFESSIONAL SUMMARY</w:t>
       </w:r>
@@ -58,37 +58,42 @@
     </w:p>
     <w:p>
       <w:pPr>
-        <w:spacing w:before="160" w:after="40" w:line="240" w:lineRule="auto"/>
+        <w:spacing w:before="280" w:after="60" w:line="240" w:lineRule="auto"/>
         <w:pBdr>
-          <w:bottom w:val="single" w:sz="4" w:space="1" w:color="008080"/>
+          <w:bottom w:val="single" w:sz="8" w:space="2" w:color="107878"/>
         </w:pBdr>
       </w:pPr>
       <w:r>
         <w:rPr>
           <w:b/>
-          <w:color w:val="008080"/>
-          <w:sz w:val="22"/>
+          <w:color w:val="107878"/>
+          <w:sz w:val="24"/>
         </w:rPr>
         <w:t>WORK EXPERIENCE</w:t>
       </w:r>
     </w:p>
     <w:p>
       <w:pPr>
-        <w:spacing w:before="80" w:after="20" w:line="240" w:lineRule="auto"/>
+        <w:spacing w:before="200" w:after="40" w:line="240" w:lineRule="auto"/>
       </w:pPr>
       <w:r>
         <w:rPr>
           <w:b/>
-          <w:sz w:val="21"/>
+          <w:color w:val="15202B"/>
+          <w:sz w:val="24"/>
         </w:rPr>
         <w:t>AryaHamrah</w:t>
       </w:r>
       <w:r>
-        <w:t xml:space="preserve">  —  </w:t>
+        <w:rPr>
+          <w:color w:val="4A5568"/>
+          <w:sz w:val="20"/>
+        </w:rPr>
+        <w:t xml:space="preserve">  |  </w:t>
       </w:r>
       <w:r>
         <w:rPr>
-          <w:color w:val="555555"/>
+          <w:color w:val="4A5568"/>
           <w:sz w:val="20"/>
         </w:rPr>
         <w:t>2025-Present</w:t>
@@ -109,11 +114,13 @@
     </w:p>
     <w:p>
       <w:pPr>
-        <w:spacing w:before="40" w:after="20" w:line="240" w:lineRule="auto"/>
+        <w:spacing w:before="100" w:after="20" w:line="240" w:lineRule="auto"/>
       </w:pPr>
       <w:r>
         <w:rPr>
           <w:b/>
+          <w:i/>
+          <w:color w:val="4A5568"/>
           <w:sz w:val="20"/>
         </w:rPr>
         <w:t>Payment Gateway</w:t>
@@ -185,11 +192,13 @@
     </w:p>
     <w:p>
       <w:pPr>
-        <w:spacing w:before="40" w:after="20" w:line="240" w:lineRule="auto"/>
+        <w:spacing w:before="100" w:after="20" w:line="240" w:lineRule="auto"/>
       </w:pPr>
       <w:r>
         <w:rPr>
           <w:b/>
+          <w:i/>
+          <w:color w:val="4A5568"/>
           <w:sz w:val="20"/>
         </w:rPr>
         <w:t>Audit Log Service</w:t>
@@ -261,11 +270,13 @@
     </w:p>
     <w:p>
       <w:pPr>
-        <w:spacing w:before="40" w:after="20" w:line="240" w:lineRule="auto"/>
+        <w:spacing w:before="100" w:after="20" w:line="240" w:lineRule="auto"/>
       </w:pPr>
       <w:r>
         <w:rPr>
           <w:b/>
+          <w:i/>
+          <w:color w:val="4A5568"/>
           <w:sz w:val="20"/>
         </w:rPr>
         <w:t>Meter Data Management System</w:t>
@@ -298,21 +309,26 @@
     </w:p>
     <w:p>
       <w:pPr>
-        <w:spacing w:before="80" w:after="20" w:line="240" w:lineRule="auto"/>
+        <w:spacing w:before="200" w:after="40" w:line="240" w:lineRule="auto"/>
       </w:pPr>
       <w:r>
         <w:rPr>
           <w:b/>
-          <w:sz w:val="21"/>
+          <w:color w:val="15202B"/>
+          <w:sz w:val="24"/>
         </w:rPr>
         <w:t>Top</w:t>
       </w:r>
       <w:r>
-        <w:t xml:space="preserve">  —  </w:t>
+        <w:rPr>
+          <w:color w:val="4A5568"/>
+          <w:sz w:val="20"/>
+        </w:rPr>
+        <w:t xml:space="preserve">  |  </w:t>
       </w:r>
       <w:r>
         <w:rPr>
-          <w:color w:val="555555"/>
+          <w:color w:val="4A5568"/>
           <w:sz w:val="20"/>
         </w:rPr>
         <w:t>2023-2025</w:t>
@@ -333,11 +349,13 @@
     </w:p>
     <w:p>
       <w:pPr>
-        <w:spacing w:before="40" w:after="20" w:line="240" w:lineRule="auto"/>
+        <w:spacing w:before="100" w:after="20" w:line="240" w:lineRule="auto"/>
       </w:pPr>
       <w:r>
         <w:rPr>
           <w:b/>
+          <w:i/>
+          <w:color w:val="4A5568"/>
           <w:sz w:val="20"/>
         </w:rPr>
         <w:t>B2C Tourism Platform</w:t>
@@ -396,11 +414,13 @@
     </w:p>
     <w:p>
       <w:pPr>
-        <w:spacing w:before="40" w:after="20" w:line="240" w:lineRule="auto"/>
+        <w:spacing w:before="100" w:after="20" w:line="240" w:lineRule="auto"/>
       </w:pPr>
       <w:r>
         <w:rPr>
           <w:b/>
+          <w:i/>
+          <w:color w:val="4A5568"/>
           <w:sz w:val="20"/>
         </w:rPr>
         <w:t>Real-Time User Analytics System</w:t>
@@ -472,11 +492,13 @@
     </w:p>
     <w:p>
       <w:pPr>
-        <w:spacing w:before="40" w:after="20" w:line="240" w:lineRule="auto"/>
+        <w:spacing w:before="100" w:after="20" w:line="240" w:lineRule="auto"/>
       </w:pPr>
       <w:r>
         <w:rPr>
           <w:b/>
+          <w:i/>
+          <w:color w:val="4A5568"/>
           <w:sz w:val="20"/>
         </w:rPr>
         <w:t>Messaging System</w:t>
@@ -509,11 +531,13 @@
     </w:p>
     <w:p>
       <w:pPr>
-        <w:spacing w:before="40" w:after="20" w:line="240" w:lineRule="auto"/>
+        <w:spacing w:before="100" w:after="20" w:line="240" w:lineRule="auto"/>
       </w:pPr>
       <w:r>
         <w:rPr>
           <w:b/>
+          <w:i/>
+          <w:color w:val="4A5568"/>
           <w:sz w:val="20"/>
         </w:rPr>
         <w:t>Real-Time Taxi POS Backend</w:t>
@@ -572,11 +596,13 @@
     </w:p>
     <w:p>
       <w:pPr>
-        <w:spacing w:before="40" w:after="20" w:line="240" w:lineRule="auto"/>
+        <w:spacing w:before="100" w:after="20" w:line="240" w:lineRule="auto"/>
       </w:pPr>
       <w:r>
         <w:rPr>
           <w:b/>
+          <w:i/>
+          <w:color w:val="4A5568"/>
           <w:sz w:val="20"/>
         </w:rPr>
         <w:t>AI-Powered Supermarket Agent</w:t>
@@ -596,21 +622,26 @@
     </w:p>
     <w:p>
       <w:pPr>
-        <w:spacing w:before="80" w:after="20" w:line="240" w:lineRule="auto"/>
+        <w:spacing w:before="200" w:after="40" w:line="240" w:lineRule="auto"/>
       </w:pPr>
       <w:r>
         <w:rPr>
           <w:b/>
-          <w:sz w:val="21"/>
+          <w:color w:val="15202B"/>
+          <w:sz w:val="24"/>
         </w:rPr>
         <w:t>Atishahr</w:t>
       </w:r>
       <w:r>
-        <w:t xml:space="preserve">  —  </w:t>
+        <w:rPr>
+          <w:color w:val="4A5568"/>
+          <w:sz w:val="20"/>
+        </w:rPr>
+        <w:t xml:space="preserve">  |  </w:t>
       </w:r>
       <w:r>
         <w:rPr>
-          <w:color w:val="555555"/>
+          <w:color w:val="4A5568"/>
           <w:sz w:val="20"/>
         </w:rPr>
         <w:t>2022-2023</w:t>
@@ -631,11 +662,13 @@
     </w:p>
     <w:p>
       <w:pPr>
-        <w:spacing w:before="40" w:after="20" w:line="240" w:lineRule="auto"/>
+        <w:spacing w:before="100" w:after="20" w:line="240" w:lineRule="auto"/>
       </w:pPr>
       <w:r>
         <w:rPr>
           <w:b/>
+          <w:i/>
+          <w:color w:val="4A5568"/>
           <w:sz w:val="20"/>
         </w:rPr>
         <w:t>SIB Ticket System</w:t>
@@ -706,21 +739,26 @@
     </w:p>
     <w:p>
       <w:pPr>
-        <w:spacing w:before="80" w:after="20" w:line="240" w:lineRule="auto"/>
+        <w:spacing w:before="200" w:after="40" w:line="240" w:lineRule="auto"/>
       </w:pPr>
       <w:r>
         <w:rPr>
           <w:b/>
-          <w:sz w:val="21"/>
+          <w:color w:val="15202B"/>
+          <w:sz w:val="24"/>
         </w:rPr>
         <w:t>Mehr Pars</w:t>
       </w:r>
       <w:r>
-        <w:t xml:space="preserve">  —  </w:t>
+        <w:rPr>
+          <w:color w:val="4A5568"/>
+          <w:sz w:val="20"/>
+        </w:rPr>
+        <w:t xml:space="preserve">  |  </w:t>
       </w:r>
       <w:r>
         <w:rPr>
-          <w:color w:val="555555"/>
+          <w:color w:val="4A5568"/>
           <w:sz w:val="20"/>
         </w:rPr>
         <w:t>2021-2022</w:t>
@@ -741,11 +779,13 @@
     </w:p>
     <w:p>
       <w:pPr>
-        <w:spacing w:before="40" w:after="20" w:line="240" w:lineRule="auto"/>
+        <w:spacing w:before="100" w:after="20" w:line="240" w:lineRule="auto"/>
       </w:pPr>
       <w:r>
         <w:rPr>
           <w:b/>
+          <w:i/>
+          <w:color w:val="4A5568"/>
           <w:sz w:val="20"/>
         </w:rPr>
         <w:t>Organizational Resource Management System</w:t>
@@ -778,11 +818,13 @@
     </w:p>
     <w:p>
       <w:pPr>
-        <w:spacing w:before="40" w:after="20" w:line="240" w:lineRule="auto"/>
+        <w:spacing w:before="100" w:after="20" w:line="240" w:lineRule="auto"/>
       </w:pPr>
       <w:r>
         <w:rPr>
           <w:b/>
+          <w:i/>
+          <w:color w:val="4A5568"/>
           <w:sz w:val="20"/>
         </w:rPr>
         <w:t>Comprehensive Warehouse System</w:t>
@@ -815,131 +857,18 @@
     </w:p>
     <w:p>
       <w:pPr>
-        <w:spacing w:before="80" w:after="20" w:line="240" w:lineRule="auto"/>
+        <w:spacing w:before="280" w:after="60" w:line="240" w:lineRule="auto"/>
+        <w:pBdr>
+          <w:bottom w:val="single" w:sz="8" w:space="2" w:color="107878"/>
+        </w:pBdr>
       </w:pPr>
       <w:r>
         <w:rPr>
           <w:b/>
-          <w:sz w:val="21"/>
+          <w:color w:val="107878"/>
+          <w:sz w:val="24"/>
         </w:rPr>
-        <w:t>Open Source</w:t>
-      </w:r>
-    </w:p>
-    <w:p>
-      <w:pPr>
-        <w:pStyle w:val="ListBullet"/>
-        <w:spacing w:before="0" w:after="20" w:line="240" w:lineRule="auto"/>
-      </w:pPr>
-      <w:hyperlink r:id="rId9">
-        <w:r>
-          <w:rPr>
-            <w:color w:val="0563C1"/>
-            <w:u w:val="single"/>
-          </w:rPr>
-          <w:t>Muxr</w:t>
-        </w:r>
-      </w:hyperlink>
-      <w:r>
-        <w:rPr>
-          <w:sz w:val="19"/>
-        </w:rPr>
-        <w:t>, A Go WebSocket multiplexing library for efficient real-time communications.</w:t>
-      </w:r>
-    </w:p>
-    <w:p>
-      <w:pPr>
-        <w:pStyle w:val="ListBullet"/>
-        <w:spacing w:before="0" w:after="20" w:line="240" w:lineRule="auto"/>
-      </w:pPr>
-      <w:hyperlink r:id="rId10">
-        <w:r>
-          <w:rPr>
-            <w:color w:val="0563C1"/>
-            <w:u w:val="single"/>
-          </w:rPr>
-          <w:t>IP</w:t>
-        </w:r>
-      </w:hyperlink>
-      <w:r>
-        <w:rPr>
-          <w:sz w:val="19"/>
-        </w:rPr>
-        <w:t>, A Go TCP server that returns the client's IP and country in multiple formats.</w:t>
-      </w:r>
-    </w:p>
-    <w:p>
-      <w:pPr>
-        <w:pStyle w:val="ListBullet"/>
-        <w:spacing w:before="0" w:after="20" w:line="240" w:lineRule="auto"/>
-      </w:pPr>
-      <w:hyperlink r:id="rId11">
-        <w:r>
-          <w:rPr>
-            <w:color w:val="0563C1"/>
-            <w:u w:val="single"/>
-          </w:rPr>
-          <w:t>PriceBot</w:t>
-        </w:r>
-      </w:hyperlink>
-      <w:r>
-        <w:rPr>
-          <w:sz w:val="19"/>
-        </w:rPr>
-        <w:t>, A Go Telegram bot providing real-time currency exchange rates, gold prices, and cryptocurrency values.</w:t>
-      </w:r>
-    </w:p>
-    <w:p>
-      <w:pPr>
-        <w:pStyle w:val="ListBullet"/>
-        <w:spacing w:before="0" w:after="20" w:line="240" w:lineRule="auto"/>
-      </w:pPr>
-      <w:hyperlink r:id="rId12">
-        <w:r>
-          <w:rPr>
-            <w:color w:val="0563C1"/>
-            <w:u w:val="single"/>
-          </w:rPr>
-          <w:t>Social Token Experiment</w:t>
-        </w:r>
-      </w:hyperlink>
-      <w:r>
-        <w:rPr>
-          <w:sz w:val="19"/>
-        </w:rPr>
-        <w:t>, A minimalist ERC-20 social token on Polygon, designed as an experiment in on-chain communication (Solidity).</w:t>
-      </w:r>
-    </w:p>
-    <w:p>
-      <w:pPr>
-        <w:pStyle w:val="ListBullet"/>
-        <w:spacing w:before="0" w:after="20" w:line="240" w:lineRule="auto"/>
-      </w:pPr>
-      <w:hyperlink r:id="rId13">
-        <w:r>
-          <w:rPr>
-            <w:color w:val="0563C1"/>
-            <w:u w:val="single"/>
-          </w:rPr>
-          <w:t>PyBotNet</w:t>
-        </w:r>
-      </w:hyperlink>
-      <w:r>
-        <w:rPr>
-          <w:sz w:val="19"/>
-        </w:rPr>
-        <w:t>, An educational security-research framework in Python for exploring remote-control patterns via Telegram.</w:t>
-      </w:r>
-    </w:p>
-    <w:p>
-      <w:pPr>
-        <w:spacing w:before="80" w:after="20" w:line="240" w:lineRule="auto"/>
-      </w:pPr>
-      <w:r>
-        <w:rPr>
-          <w:b/>
-          <w:sz w:val="21"/>
-        </w:rPr>
-        <w:t>Technical Skills</w:t>
+        <w:t>TECHNICAL SKILLS</w:t>
       </w:r>
     </w:p>
     <w:p>
@@ -1077,14 +1006,18 @@
     </w:p>
     <w:p>
       <w:pPr>
-        <w:spacing w:before="80" w:after="20" w:line="240" w:lineRule="auto"/>
+        <w:spacing w:before="280" w:after="60" w:line="240" w:lineRule="auto"/>
+        <w:pBdr>
+          <w:bottom w:val="single" w:sz="8" w:space="2" w:color="107878"/>
+        </w:pBdr>
       </w:pPr>
       <w:r>
         <w:rPr>
           <w:b/>
-          <w:sz w:val="21"/>
+          <w:color w:val="107878"/>
+          <w:sz w:val="24"/>
         </w:rPr>
-        <w:t>Soft Skills</w:t>
+        <w:t>SOFT SKILLS</w:t>
       </w:r>
     </w:p>
     <w:p>
@@ -1119,14 +1052,139 @@
     </w:p>
     <w:p>
       <w:pPr>
-        <w:spacing w:before="80" w:after="20" w:line="240" w:lineRule="auto"/>
+        <w:spacing w:before="280" w:after="60" w:line="240" w:lineRule="auto"/>
+        <w:pBdr>
+          <w:bottom w:val="single" w:sz="8" w:space="2" w:color="107878"/>
+        </w:pBdr>
       </w:pPr>
       <w:r>
         <w:rPr>
           <w:b/>
-          <w:sz w:val="21"/>
+          <w:color w:val="107878"/>
+          <w:sz w:val="24"/>
         </w:rPr>
-        <w:t>Education</w:t>
+        <w:t>OPEN SOURCE</w:t>
+      </w:r>
+    </w:p>
+    <w:p>
+      <w:pPr>
+        <w:pStyle w:val="ListBullet"/>
+        <w:spacing w:before="0" w:after="20" w:line="240" w:lineRule="auto"/>
+      </w:pPr>
+      <w:hyperlink r:id="rId9">
+        <w:r>
+          <w:rPr>
+            <w:color w:val="0563C1"/>
+            <w:u w:val="single"/>
+          </w:rPr>
+          <w:t>Muxr</w:t>
+        </w:r>
+      </w:hyperlink>
+      <w:r>
+        <w:rPr>
+          <w:sz w:val="19"/>
+        </w:rPr>
+        <w:t>, A Go WebSocket multiplexing library for efficient real-time communications.</w:t>
+      </w:r>
+    </w:p>
+    <w:p>
+      <w:pPr>
+        <w:pStyle w:val="ListBullet"/>
+        <w:spacing w:before="0" w:after="20" w:line="240" w:lineRule="auto"/>
+      </w:pPr>
+      <w:hyperlink r:id="rId10">
+        <w:r>
+          <w:rPr>
+            <w:color w:val="0563C1"/>
+            <w:u w:val="single"/>
+          </w:rPr>
+          <w:t>IP</w:t>
+        </w:r>
+      </w:hyperlink>
+      <w:r>
+        <w:rPr>
+          <w:sz w:val="19"/>
+        </w:rPr>
+        <w:t>, A Go TCP server that returns the client's IP and country in multiple formats.</w:t>
+      </w:r>
+    </w:p>
+    <w:p>
+      <w:pPr>
+        <w:pStyle w:val="ListBullet"/>
+        <w:spacing w:before="0" w:after="20" w:line="240" w:lineRule="auto"/>
+      </w:pPr>
+      <w:hyperlink r:id="rId11">
+        <w:r>
+          <w:rPr>
+            <w:color w:val="0563C1"/>
+            <w:u w:val="single"/>
+          </w:rPr>
+          <w:t>PriceBot</w:t>
+        </w:r>
+      </w:hyperlink>
+      <w:r>
+        <w:rPr>
+          <w:sz w:val="19"/>
+        </w:rPr>
+        <w:t>, A Go Telegram bot providing real-time currency exchange rates, gold prices, and cryptocurrency values.</w:t>
+      </w:r>
+    </w:p>
+    <w:p>
+      <w:pPr>
+        <w:pStyle w:val="ListBullet"/>
+        <w:spacing w:before="0" w:after="20" w:line="240" w:lineRule="auto"/>
+      </w:pPr>
+      <w:hyperlink r:id="rId12">
+        <w:r>
+          <w:rPr>
+            <w:color w:val="0563C1"/>
+            <w:u w:val="single"/>
+          </w:rPr>
+          <w:t>Social Token Experiment</w:t>
+        </w:r>
+      </w:hyperlink>
+      <w:r>
+        <w:rPr>
+          <w:sz w:val="19"/>
+        </w:rPr>
+        <w:t>, A minimalist ERC-20 social token on Polygon, designed as an experiment in on-chain communication (Solidity).</w:t>
+      </w:r>
+    </w:p>
+    <w:p>
+      <w:pPr>
+        <w:pStyle w:val="ListBullet"/>
+        <w:spacing w:before="0" w:after="20" w:line="240" w:lineRule="auto"/>
+      </w:pPr>
+      <w:hyperlink r:id="rId13">
+        <w:r>
+          <w:rPr>
+            <w:color w:val="0563C1"/>
+            <w:u w:val="single"/>
+          </w:rPr>
+          <w:t>PyBotNet</w:t>
+        </w:r>
+      </w:hyperlink>
+      <w:r>
+        <w:rPr>
+          <w:sz w:val="19"/>
+        </w:rPr>
+        <w:t>, An educational security-research framework in Python for exploring remote-control patterns via Telegram.</w:t>
+      </w:r>
+    </w:p>
+    <w:p>
+      <w:pPr>
+        <w:spacing w:before="280" w:after="60" w:line="240" w:lineRule="auto"/>
+        <w:pBdr>
+          <w:bottom w:val="single" w:sz="8" w:space="2" w:color="107878"/>
+        </w:pBdr>
+      </w:pPr>
+      <w:r>
+        <w:rPr>
+          <w:b/>
+          <w:color w:val="107878"/>
+          <w:sz w:val="24"/>
+        </w:rPr>
+        <w:t>EDUCATION</w:t>
       </w:r>
     </w:p>
     <w:p>
@@ -1155,14 +1213,18 @@
     </w:p>
     <w:p>
       <w:pPr>
-        <w:spacing w:before="80" w:after="20" w:line="240" w:lineRule="auto"/>
+        <w:spacing w:before="280" w:after="60" w:line="240" w:lineRule="auto"/>
+        <w:pBdr>
+          <w:bottom w:val="single" w:sz="8" w:space="2" w:color="107878"/>
+        </w:pBdr>
       </w:pPr>
       <w:r>
         <w:rPr>
           <w:b/>
-          <w:sz w:val="21"/>
+          <w:color w:val="107878"/>
+          <w:sz w:val="24"/>
         </w:rPr>
-        <w:t>Languages</w:t>
+        <w:t>LANGUAGES</w:t>
       </w:r>
     </w:p>
     <w:p>

--- a/saman_nezafat_cv.docx
+++ b/saman_nezafat_cv.docx
@@ -5,7 +5,7 @@
     <w:p>
       <w:pPr>
         <w:spacing w:before="0" w:after="60" w:line="240" w:lineRule="auto"/>
-        <w:jc w:val="center"/>
+        <w:jc w:val="left"/>
       </w:pPr>
       <w:r>
         <w:rPr>
@@ -19,14 +19,14 @@
     <w:p>
       <w:pPr>
         <w:spacing w:before="0" w:after="80" w:line="240" w:lineRule="auto"/>
-        <w:jc w:val="center"/>
+        <w:jc w:val="left"/>
       </w:pPr>
       <w:r>
         <w:rPr>
-          <w:color w:val="333333"/>
-          <w:sz w:val="18"/>
+          <w:color w:val="15202B"/>
+          <w:sz w:val="19"/>
         </w:rPr>
-        <w:t>samannzft@gmail.com | linkedin.com/in/samannzft | github.com/onionj</w:t>
+        <w:t>samannzft@gmail.com  |  linkedin.com/in/samannzft  |  github.com/onionj</w:t>
       </w:r>
     </w:p>
     <w:p>
@@ -74,7 +74,7 @@
     </w:p>
     <w:p>
       <w:pPr>
-        <w:spacing w:before="200" w:after="40" w:line="240" w:lineRule="auto"/>
+        <w:spacing w:before="240" w:after="40" w:line="240" w:lineRule="auto"/>
       </w:pPr>
       <w:r>
         <w:rPr>
@@ -86,14 +86,14 @@
       </w:r>
       <w:r>
         <w:rPr>
-          <w:color w:val="4A5568"/>
+          <w:color w:val="5A6675"/>
           <w:sz w:val="20"/>
         </w:rPr>
         <w:t xml:space="preserve">  |  </w:t>
       </w:r>
       <w:r>
         <w:rPr>
-          <w:color w:val="4A5568"/>
+          <w:color w:val="5A6675"/>
           <w:sz w:val="20"/>
         </w:rPr>
         <w:t>2025-Present</w:t>
@@ -106,7 +106,7 @@
       <w:r>
         <w:rPr>
           <w:i/>
-          <w:color w:val="555555"/>
+          <w:color w:val="5A6675"/>
           <w:sz w:val="18"/>
         </w:rPr>
         <w:t>Stack: Go, Redis, ClickHouse, MongoDB, Docker</w:t>
@@ -114,14 +114,13 @@
     </w:p>
     <w:p>
       <w:pPr>
-        <w:spacing w:before="100" w:after="20" w:line="240" w:lineRule="auto"/>
+        <w:spacing w:before="120" w:after="20" w:line="240" w:lineRule="auto"/>
       </w:pPr>
       <w:r>
         <w:rPr>
           <w:b/>
-          <w:i/>
-          <w:color w:val="4A5568"/>
-          <w:sz w:val="20"/>
+          <w:color w:val="15202B"/>
+          <w:sz w:val="21"/>
         </w:rPr>
         <w:t>Payment Gateway</w:t>
       </w:r>
@@ -192,14 +191,13 @@
     </w:p>
     <w:p>
       <w:pPr>
-        <w:spacing w:before="100" w:after="20" w:line="240" w:lineRule="auto"/>
+        <w:spacing w:before="120" w:after="20" w:line="240" w:lineRule="auto"/>
       </w:pPr>
       <w:r>
         <w:rPr>
           <w:b/>
-          <w:i/>
-          <w:color w:val="4A5568"/>
-          <w:sz w:val="20"/>
+          <w:color w:val="15202B"/>
+          <w:sz w:val="21"/>
         </w:rPr>
         <w:t>Audit Log Service</w:t>
       </w:r>
@@ -270,14 +268,13 @@
     </w:p>
     <w:p>
       <w:pPr>
-        <w:spacing w:before="100" w:after="20" w:line="240" w:lineRule="auto"/>
+        <w:spacing w:before="120" w:after="20" w:line="240" w:lineRule="auto"/>
       </w:pPr>
       <w:r>
         <w:rPr>
           <w:b/>
-          <w:i/>
-          <w:color w:val="4A5568"/>
-          <w:sz w:val="20"/>
+          <w:color w:val="15202B"/>
+          <w:sz w:val="21"/>
         </w:rPr>
         <w:t>Meter Data Management System</w:t>
       </w:r>
@@ -309,7 +306,7 @@
     </w:p>
     <w:p>
       <w:pPr>
-        <w:spacing w:before="200" w:after="40" w:line="240" w:lineRule="auto"/>
+        <w:spacing w:before="240" w:after="40" w:line="240" w:lineRule="auto"/>
       </w:pPr>
       <w:r>
         <w:rPr>
@@ -321,14 +318,14 @@
       </w:r>
       <w:r>
         <w:rPr>
-          <w:color w:val="4A5568"/>
+          <w:color w:val="5A6675"/>
           <w:sz w:val="20"/>
         </w:rPr>
         <w:t xml:space="preserve">  |  </w:t>
       </w:r>
       <w:r>
         <w:rPr>
-          <w:color w:val="4A5568"/>
+          <w:color w:val="5A6675"/>
           <w:sz w:val="20"/>
         </w:rPr>
         <w:t>2023-2025</w:t>
@@ -341,7 +338,7 @@
       <w:r>
         <w:rPr>
           <w:i/>
-          <w:color w:val="555555"/>
+          <w:color w:val="5A6675"/>
           <w:sz w:val="18"/>
         </w:rPr>
         <w:t>Stack: Python, FastAPI, Go, ClickHouse, Redis, RabbitMQ, WebSocket, PostgreSQL</w:t>
@@ -349,14 +346,13 @@
     </w:p>
     <w:p>
       <w:pPr>
-        <w:spacing w:before="100" w:after="20" w:line="240" w:lineRule="auto"/>
+        <w:spacing w:before="120" w:after="20" w:line="240" w:lineRule="auto"/>
       </w:pPr>
       <w:r>
         <w:rPr>
           <w:b/>
-          <w:i/>
-          <w:color w:val="4A5568"/>
-          <w:sz w:val="20"/>
+          <w:color w:val="15202B"/>
+          <w:sz w:val="21"/>
         </w:rPr>
         <w:t>B2C Tourism Platform</w:t>
       </w:r>
@@ -414,14 +410,13 @@
     </w:p>
     <w:p>
       <w:pPr>
-        <w:spacing w:before="100" w:after="20" w:line="240" w:lineRule="auto"/>
+        <w:spacing w:before="120" w:after="20" w:line="240" w:lineRule="auto"/>
       </w:pPr>
       <w:r>
         <w:rPr>
           <w:b/>
-          <w:i/>
-          <w:color w:val="4A5568"/>
-          <w:sz w:val="20"/>
+          <w:color w:val="15202B"/>
+          <w:sz w:val="21"/>
         </w:rPr>
         <w:t>Real-Time User Analytics System</w:t>
       </w:r>
@@ -492,14 +487,13 @@
     </w:p>
     <w:p>
       <w:pPr>
-        <w:spacing w:before="100" w:after="20" w:line="240" w:lineRule="auto"/>
+        <w:spacing w:before="120" w:after="20" w:line="240" w:lineRule="auto"/>
       </w:pPr>
       <w:r>
         <w:rPr>
           <w:b/>
-          <w:i/>
-          <w:color w:val="4A5568"/>
-          <w:sz w:val="20"/>
+          <w:color w:val="15202B"/>
+          <w:sz w:val="21"/>
         </w:rPr>
         <w:t>Messaging System</w:t>
       </w:r>
@@ -531,14 +525,13 @@
     </w:p>
     <w:p>
       <w:pPr>
-        <w:spacing w:before="100" w:after="20" w:line="240" w:lineRule="auto"/>
+        <w:spacing w:before="120" w:after="20" w:line="240" w:lineRule="auto"/>
       </w:pPr>
       <w:r>
         <w:rPr>
           <w:b/>
-          <w:i/>
-          <w:color w:val="4A5568"/>
-          <w:sz w:val="20"/>
+          <w:color w:val="15202B"/>
+          <w:sz w:val="21"/>
         </w:rPr>
         <w:t>Real-Time Taxi POS Backend</w:t>
       </w:r>
@@ -596,14 +589,13 @@
     </w:p>
     <w:p>
       <w:pPr>
-        <w:spacing w:before="100" w:after="20" w:line="240" w:lineRule="auto"/>
+        <w:spacing w:before="120" w:after="20" w:line="240" w:lineRule="auto"/>
       </w:pPr>
       <w:r>
         <w:rPr>
           <w:b/>
-          <w:i/>
-          <w:color w:val="4A5568"/>
-          <w:sz w:val="20"/>
+          <w:color w:val="15202B"/>
+          <w:sz w:val="21"/>
         </w:rPr>
         <w:t>AI-Powered Supermarket Agent</w:t>
       </w:r>
@@ -622,7 +614,7 @@
     </w:p>
     <w:p>
       <w:pPr>
-        <w:spacing w:before="200" w:after="40" w:line="240" w:lineRule="auto"/>
+        <w:spacing w:before="240" w:after="40" w:line="240" w:lineRule="auto"/>
       </w:pPr>
       <w:r>
         <w:rPr>
@@ -634,14 +626,14 @@
       </w:r>
       <w:r>
         <w:rPr>
-          <w:color w:val="4A5568"/>
+          <w:color w:val="5A6675"/>
           <w:sz w:val="20"/>
         </w:rPr>
         <w:t xml:space="preserve">  |  </w:t>
       </w:r>
       <w:r>
         <w:rPr>
-          <w:color w:val="4A5568"/>
+          <w:color w:val="5A6675"/>
           <w:sz w:val="20"/>
         </w:rPr>
         <w:t>2022-2023</w:t>
@@ -654,7 +646,7 @@
       <w:r>
         <w:rPr>
           <w:i/>
-          <w:color w:val="555555"/>
+          <w:color w:val="5A6675"/>
           <w:sz w:val="18"/>
         </w:rPr>
         <w:t>Stack: Python, FastAPI, PostgreSQL</w:t>
@@ -662,14 +654,13 @@
     </w:p>
     <w:p>
       <w:pPr>
-        <w:spacing w:before="100" w:after="20" w:line="240" w:lineRule="auto"/>
+        <w:spacing w:before="120" w:after="20" w:line="240" w:lineRule="auto"/>
       </w:pPr>
       <w:r>
         <w:rPr>
           <w:b/>
-          <w:i/>
-          <w:color w:val="4A5568"/>
-          <w:sz w:val="20"/>
+          <w:color w:val="15202B"/>
+          <w:sz w:val="21"/>
         </w:rPr>
         <w:t>SIB Ticket System</w:t>
       </w:r>
@@ -739,7 +730,7 @@
     </w:p>
     <w:p>
       <w:pPr>
-        <w:spacing w:before="200" w:after="40" w:line="240" w:lineRule="auto"/>
+        <w:spacing w:before="240" w:after="40" w:line="240" w:lineRule="auto"/>
       </w:pPr>
       <w:r>
         <w:rPr>
@@ -751,14 +742,14 @@
       </w:r>
       <w:r>
         <w:rPr>
-          <w:color w:val="4A5568"/>
+          <w:color w:val="5A6675"/>
           <w:sz w:val="20"/>
         </w:rPr>
         <w:t xml:space="preserve">  |  </w:t>
       </w:r>
       <w:r>
         <w:rPr>
-          <w:color w:val="4A5568"/>
+          <w:color w:val="5A6675"/>
           <w:sz w:val="20"/>
         </w:rPr>
         <w:t>2021-2022</w:t>
@@ -771,7 +762,7 @@
       <w:r>
         <w:rPr>
           <w:i/>
-          <w:color w:val="555555"/>
+          <w:color w:val="5A6675"/>
           <w:sz w:val="18"/>
         </w:rPr>
         <w:t>Stack: Python, FastAPI, PostgreSQL</w:t>
@@ -779,14 +770,13 @@
     </w:p>
     <w:p>
       <w:pPr>
-        <w:spacing w:before="100" w:after="20" w:line="240" w:lineRule="auto"/>
+        <w:spacing w:before="120" w:after="20" w:line="240" w:lineRule="auto"/>
       </w:pPr>
       <w:r>
         <w:rPr>
           <w:b/>
-          <w:i/>
-          <w:color w:val="4A5568"/>
-          <w:sz w:val="20"/>
+          <w:color w:val="15202B"/>
+          <w:sz w:val="21"/>
         </w:rPr>
         <w:t>Organizational Resource Management System</w:t>
       </w:r>
@@ -818,14 +808,13 @@
     </w:p>
     <w:p>
       <w:pPr>
-        <w:spacing w:before="100" w:after="20" w:line="240" w:lineRule="auto"/>
+        <w:spacing w:before="120" w:after="20" w:line="240" w:lineRule="auto"/>
       </w:pPr>
       <w:r>
         <w:rPr>
           <w:b/>
-          <w:i/>
-          <w:color w:val="4A5568"/>
-          <w:sz w:val="20"/>
+          <w:color w:val="15202B"/>
+          <w:sz w:val="21"/>
         </w:rPr>
         <w:t>Comprehensive Warehouse System</w:t>
       </w:r>

--- a/saman_nezafat_cv.docx
+++ b/saman_nezafat_cv.docx
@@ -82,7 +82,7 @@
           <w:color w:val="15202B"/>
           <w:sz w:val="24"/>
         </w:rPr>
-        <w:t>AryaHamrah</w:t>
+        <w:t>Intelligent Processing of Pars Hadish</w:t>
       </w:r>
       <w:r>
         <w:rPr>
@@ -96,7 +96,7 @@
           <w:color w:val="5A6675"/>
           <w:sz w:val="20"/>
         </w:rPr>
-        <w:t>2025-Present</w:t>
+        <w:t>2023-Present</w:t>
       </w:r>
     </w:p>
     <w:p>
@@ -109,7 +109,7 @@
           <w:color w:val="5A6675"/>
           <w:sz w:val="18"/>
         </w:rPr>
-        <w:t>Stack: Go, Redis, ClickHouse, MongoDB, Docker</w:t>
+        <w:t>Stack: Go, Python, FastAPI, PostgreSQL, MongoDB, ClickHouse, Redis, RabbitMQ, WebSocket, Docker</w:t>
       </w:r>
     </w:p>
     <w:p>
@@ -302,46 +302,6 @@
           <w:sz w:val="19"/>
         </w:rPr>
         <w:t xml:space="preserve"> backend that collects meter data and runs a multi-tier billing engine to automatically generate detailed PDF invoices.</w:t>
-      </w:r>
-    </w:p>
-    <w:p>
-      <w:pPr>
-        <w:spacing w:before="240" w:after="40" w:line="240" w:lineRule="auto"/>
-      </w:pPr>
-      <w:r>
-        <w:rPr>
-          <w:b/>
-          <w:color w:val="15202B"/>
-          <w:sz w:val="24"/>
-        </w:rPr>
-        <w:t>Top</w:t>
-      </w:r>
-      <w:r>
-        <w:rPr>
-          <w:color w:val="5A6675"/>
-          <w:sz w:val="20"/>
-        </w:rPr>
-        <w:t xml:space="preserve">  |  </w:t>
-      </w:r>
-      <w:r>
-        <w:rPr>
-          <w:color w:val="5A6675"/>
-          <w:sz w:val="20"/>
-        </w:rPr>
-        <w:t>2023-2025</w:t>
-      </w:r>
-    </w:p>
-    <w:p>
-      <w:pPr>
-        <w:spacing w:before="0" w:after="20" w:line="240" w:lineRule="auto"/>
-      </w:pPr>
-      <w:r>
-        <w:rPr>
-          <w:i/>
-          <w:color w:val="5A6675"/>
-          <w:sz w:val="18"/>
-        </w:rPr>
-        <w:t>Stack: Python, FastAPI, Go, ClickHouse, Redis, RabbitMQ, WebSocket, PostgreSQL</w:t>
       </w:r>
     </w:p>
     <w:p>
@@ -738,7 +698,7 @@
           <w:color w:val="15202B"/>
           <w:sz w:val="24"/>
         </w:rPr>
-        <w:t>Mehr Pars</w:t>
+        <w:t>Mehr</w:t>
       </w:r>
       <w:r>
         <w:rPr>
@@ -752,7 +712,7 @@
           <w:color w:val="5A6675"/>
           <w:sz w:val="20"/>
         </w:rPr>
-        <w:t>2021-2022</w:t>
+        <w:t>e Pars ICT - 2021-2022</w:t>
       </w:r>
     </w:p>
     <w:p>

--- a/saman_nezafat_cv.docx
+++ b/saman_nezafat_cv.docx
@@ -134,7 +134,45 @@
         <w:rPr>
           <w:sz w:val="19"/>
         </w:rPr>
-        <w:t xml:space="preserve">Architected a high-concurrency payment gateway in </w:t>
+        <w:t xml:space="preserve">Built and maintain the original production payment layer in </w:t>
+      </w:r>
+      <w:r>
+        <w:rPr>
+          <w:b/>
+          <w:sz w:val="19"/>
+        </w:rPr>
+        <w:t>Python/FastAPI</w:t>
+      </w:r>
+      <w:r>
+        <w:rPr>
+          <w:sz w:val="19"/>
+        </w:rPr>
+        <w:t xml:space="preserve"> for a B2C tourism platform (</w:t>
+      </w:r>
+      <w:r>
+        <w:rPr>
+          <w:b/>
+          <w:sz w:val="19"/>
+        </w:rPr>
+        <w:t>3M+ users</w:t>
+      </w:r>
+      <w:r>
+        <w:rPr>
+          <w:sz w:val="19"/>
+        </w:rPr>
+        <w:t>, 5 integrated gateways).</w:t>
+      </w:r>
+    </w:p>
+    <w:p>
+      <w:pPr>
+        <w:pStyle w:val="ListBullet"/>
+        <w:spacing w:before="0" w:after="20" w:line="240" w:lineRule="auto"/>
+      </w:pPr>
+      <w:r>
+        <w:rPr>
+          <w:sz w:val="19"/>
+        </w:rPr>
+        <w:t xml:space="preserve">Built a </w:t>
       </w:r>
       <w:r>
         <w:rPr>
@@ -147,7 +185,7 @@
         <w:rPr>
           <w:sz w:val="19"/>
         </w:rPr>
-        <w:t xml:space="preserve">, ensuring transaction safety via </w:t>
+        <w:t xml:space="preserve"> rewrite with a cleaner provider-adapter architecture (Make/Verify/Reverse/Refund per provider), </w:t>
       </w:r>
       <w:r>
         <w:rPr>
@@ -160,7 +198,7 @@
         <w:rPr>
           <w:sz w:val="19"/>
         </w:rPr>
-        <w:t xml:space="preserve"> and </w:t>
+        <w:t xml:space="preserve">, and </w:t>
       </w:r>
       <w:r>
         <w:rPr>
@@ -173,20 +211,7 @@
         <w:rPr>
           <w:sz w:val="19"/>
         </w:rPr>
-        <w:t xml:space="preserve">. Implemented a modular </w:t>
-      </w:r>
-      <w:r>
-        <w:rPr>
-          <w:b/>
-          <w:sz w:val="19"/>
-        </w:rPr>
-        <w:t>adapter architecture</w:t>
-      </w:r>
-      <w:r>
-        <w:rPr>
-          <w:sz w:val="19"/>
-        </w:rPr>
-        <w:t xml:space="preserve"> for seamless multi-provider integration.</w:t>
+        <w:t xml:space="preserve"> guarantees; now used by two Shiraz municipal projects.</w:t>
       </w:r>
     </w:p>
     <w:p>
@@ -231,13 +256,13 @@
           <w:b/>
           <w:sz w:val="19"/>
         </w:rPr>
-        <w:t>HMAC-SHA256 hash chains</w:t>
+        <w:t>per-source HMAC-SHA256 hash chains</w:t>
       </w:r>
       <w:r>
         <w:rPr>
           <w:sz w:val="19"/>
         </w:rPr>
-        <w:t xml:space="preserve"> per user, a </w:t>
+        <w:t xml:space="preserve"> — each connected backend has its own independent chain — a </w:t>
       </w:r>
       <w:r>
         <w:rPr>
@@ -339,20 +364,7 @@
         <w:rPr>
           <w:sz w:val="19"/>
         </w:rPr>
-        <w:t xml:space="preserve"> with </w:t>
-      </w:r>
-      <w:r>
-        <w:rPr>
-          <w:b/>
-          <w:sz w:val="19"/>
-        </w:rPr>
-        <w:t>multi-gateway payment</w:t>
-      </w:r>
-      <w:r>
-        <w:rPr>
-          <w:sz w:val="19"/>
-        </w:rPr>
-        <w:t xml:space="preserve"> orchestration and asynchronous, </w:t>
+        <w:t xml:space="preserve"> with asynchronous, </w:t>
       </w:r>
       <w:r>
         <w:rPr>
@@ -582,7 +594,7 @@
           <w:color w:val="15202B"/>
           <w:sz w:val="24"/>
         </w:rPr>
-        <w:t>Atishahr</w:t>
+        <w:t>Atishahr Smart City Iranians (Atishahr)</w:t>
       </w:r>
       <w:r>
         <w:rPr>
@@ -698,7 +710,7 @@
           <w:color w:val="15202B"/>
           <w:sz w:val="24"/>
         </w:rPr>
-        <w:t>Mehr</w:t>
+        <w:t>Mehr-e Pars ICT (Mehr Pars)</w:t>
       </w:r>
       <w:r>
         <w:rPr>
@@ -712,7 +724,7 @@
           <w:color w:val="5A6675"/>
           <w:sz w:val="20"/>
         </w:rPr>
-        <w:t>e Pars ICT - 2021-2022</w:t>
+        <w:t>2021-2022</w:t>
       </w:r>
     </w:p>
     <w:p>

--- a/saman_nezafat_cv.docx
+++ b/saman_nezafat_cv.docx
@@ -122,6 +122,95 @@
           <w:color w:val="15202B"/>
           <w:sz w:val="21"/>
         </w:rPr>
+        <w:t>B2C Tourism Platform</w:t>
+      </w:r>
+    </w:p>
+    <w:p>
+      <w:pPr>
+        <w:pStyle w:val="ListBullet"/>
+        <w:spacing w:before="0" w:after="20" w:line="240" w:lineRule="auto"/>
+      </w:pPr>
+      <w:r>
+        <w:rPr>
+          <w:sz w:val="19"/>
+        </w:rPr>
+        <w:t xml:space="preserve">Tech-led a </w:t>
+      </w:r>
+      <w:r>
+        <w:rPr>
+          <w:b/>
+          <w:sz w:val="19"/>
+        </w:rPr>
+        <w:t>tourism platform (3M+ users, 9+ B2B partners)</w:t>
+      </w:r>
+      <w:r>
+        <w:rPr>
+          <w:sz w:val="19"/>
+        </w:rPr>
+        <w:t xml:space="preserve"> with a 2-engineer team, covering payment routing to per-account settlement terminals and a reconciliation system of 3 interacting state machines for automated and manual mismatch resolution.</w:t>
+      </w:r>
+    </w:p>
+    <w:p>
+      <w:pPr>
+        <w:pStyle w:val="ListBullet"/>
+        <w:spacing w:before="0" w:after="20" w:line="240" w:lineRule="auto"/>
+      </w:pPr>
+      <w:r>
+        <w:rPr>
+          <w:sz w:val="19"/>
+        </w:rPr>
+        <w:t xml:space="preserve">Built corporate benefit-card contracts (quota- or balance-based entitlements per employee) and a multi-case </w:t>
+      </w:r>
+      <w:r>
+        <w:rPr>
+          <w:b/>
+          <w:sz w:val="19"/>
+        </w:rPr>
+        <w:t>refund engine</w:t>
+      </w:r>
+      <w:r>
+        <w:rPr>
+          <w:sz w:val="19"/>
+        </w:rPr>
+        <w:t xml:space="preserve"> (discount codes, disability subsidies, corporate credits); redesigned DB connection lifecycle and </w:t>
+      </w:r>
+      <w:r>
+        <w:rPr>
+          <w:b/>
+          <w:sz w:val="19"/>
+        </w:rPr>
+        <w:t>Redis caching</w:t>
+      </w:r>
+      <w:r>
+        <w:rPr>
+          <w:sz w:val="19"/>
+        </w:rPr>
+        <w:t xml:space="preserve"> to sustain </w:t>
+      </w:r>
+      <w:r>
+        <w:rPr>
+          <w:b/>
+          <w:sz w:val="19"/>
+        </w:rPr>
+        <w:t>50,000 concurrent peak users</w:t>
+      </w:r>
+      <w:r>
+        <w:rPr>
+          <w:sz w:val="19"/>
+        </w:rPr>
+        <w:t>.</w:t>
+      </w:r>
+    </w:p>
+    <w:p>
+      <w:pPr>
+        <w:spacing w:before="120" w:after="20" w:line="240" w:lineRule="auto"/>
+      </w:pPr>
+      <w:r>
+        <w:rPr>
+          <w:b/>
+          <w:color w:val="15202B"/>
+          <w:sz w:val="21"/>
+        </w:rPr>
         <w:t>Payment Gateway</w:t>
       </w:r>
     </w:p>
@@ -147,20 +236,7 @@
         <w:rPr>
           <w:sz w:val="19"/>
         </w:rPr>
-        <w:t xml:space="preserve"> for a B2C tourism platform (</w:t>
-      </w:r>
-      <w:r>
-        <w:rPr>
-          <w:b/>
-          <w:sz w:val="19"/>
-        </w:rPr>
-        <w:t>3M+ users</w:t>
-      </w:r>
-      <w:r>
-        <w:rPr>
-          <w:sz w:val="19"/>
-        </w:rPr>
-        <w:t>, 5 integrated gateways).</w:t>
+        <w:t xml:space="preserve"> for the tourism platform (5 integrated gateways).</w:t>
       </w:r>
     </w:p>
     <w:p>
@@ -327,57 +403,6 @@
           <w:sz w:val="19"/>
         </w:rPr>
         <w:t xml:space="preserve"> backend that collects meter data and runs a multi-tier billing engine to automatically generate detailed PDF invoices.</w:t>
-      </w:r>
-    </w:p>
-    <w:p>
-      <w:pPr>
-        <w:spacing w:before="120" w:after="20" w:line="240" w:lineRule="auto"/>
-      </w:pPr>
-      <w:r>
-        <w:rPr>
-          <w:b/>
-          <w:color w:val="15202B"/>
-          <w:sz w:val="21"/>
-        </w:rPr>
-        <w:t>B2C Tourism Platform</w:t>
-      </w:r>
-    </w:p>
-    <w:p>
-      <w:pPr>
-        <w:pStyle w:val="ListBullet"/>
-        <w:spacing w:before="0" w:after="20" w:line="240" w:lineRule="auto"/>
-      </w:pPr>
-      <w:r>
-        <w:rPr>
-          <w:sz w:val="19"/>
-        </w:rPr>
-        <w:t xml:space="preserve">Designed and built a large-scale </w:t>
-      </w:r>
-      <w:r>
-        <w:rPr>
-          <w:b/>
-          <w:sz w:val="19"/>
-        </w:rPr>
-        <w:t>tourism platform (3M+ users, 9+ B2B partners)</w:t>
-      </w:r>
-      <w:r>
-        <w:rPr>
-          <w:sz w:val="19"/>
-        </w:rPr>
-        <w:t xml:space="preserve"> with asynchronous, </w:t>
-      </w:r>
-      <w:r>
-        <w:rPr>
-          <w:b/>
-          <w:sz w:val="19"/>
-        </w:rPr>
-        <w:t>cached</w:t>
-      </w:r>
-      <w:r>
-        <w:rPr>
-          <w:sz w:val="19"/>
-        </w:rPr>
-        <w:t xml:space="preserve"> processing to reduce latency and database load.</w:t>
       </w:r>
     </w:p>
     <w:p>

--- a/saman_nezafat_cv.docx
+++ b/saman_nezafat_cv.docx
@@ -53,7 +53,7 @@
         <w:rPr>
           <w:sz w:val="19"/>
         </w:rPr>
-        <w:t>Backend Software Engineer with 4+ years of experience architecting high-concurrency systems and real-time platforms serving millions of users. Proven track record in technical leadership and delivering scalable, distributed solutions in Go and Python. Open to relocation with visa sponsorship.</w:t>
+        <w:t>Backend Software Engineer with 5 years of experience architecting high-concurrency systems and real-time platforms serving millions of users. Proven track record in technical leadership and delivering scalable, distributed solutions in Go and Python. Open to relocation with visa sponsorship.</w:t>
       </w:r>
     </w:p>
     <w:p>

--- a/saman_nezafat_cv.docx
+++ b/saman_nezafat_cv.docx
@@ -365,6 +365,95 @@
           <w:sz w:val="19"/>
         </w:rPr>
         <w:t xml:space="preserve"> high-throughput ingestion pipeline, and an emergency mode with disk monitoring and automatic log rotation.</w:t>
+      </w:r>
+    </w:p>
+    <w:p>
+      <w:pPr>
+        <w:spacing w:before="120" w:after="20" w:line="240" w:lineRule="auto"/>
+      </w:pPr>
+      <w:r>
+        <w:rPr>
+          <w:b/>
+          <w:color w:val="15202B"/>
+          <w:sz w:val="21"/>
+        </w:rPr>
+        <w:t>Nekisa — Building Management &amp; Security Monitoring</w:t>
+      </w:r>
+    </w:p>
+    <w:p>
+      <w:pPr>
+        <w:pStyle w:val="ListBullet"/>
+        <w:spacing w:before="0" w:after="20" w:line="240" w:lineRule="auto"/>
+      </w:pPr>
+      <w:r>
+        <w:rPr>
+          <w:sz w:val="19"/>
+        </w:rPr>
+        <w:t xml:space="preserve">Contributed to an event-driven platform managing </w:t>
+      </w:r>
+      <w:r>
+        <w:rPr>
+          <w:b/>
+          <w:sz w:val="19"/>
+        </w:rPr>
+        <w:t>4,500+ IoT devices</w:t>
+      </w:r>
+      <w:r>
+        <w:rPr>
+          <w:sz w:val="19"/>
+        </w:rPr>
+        <w:t xml:space="preserve"> (cameras, access control, parking barriers) in production at Atlas Mall Tehran and Shiraz Metro, unifying </w:t>
+      </w:r>
+      <w:r>
+        <w:rPr>
+          <w:b/>
+          <w:sz w:val="19"/>
+        </w:rPr>
+        <w:t>building management and security monitoring</w:t>
+      </w:r>
+      <w:r>
+        <w:rPr>
+          <w:sz w:val="19"/>
+        </w:rPr>
+        <w:t xml:space="preserve"> under one scenario engine: device data streams in through </w:t>
+      </w:r>
+      <w:r>
+        <w:rPr>
+          <w:b/>
+          <w:sz w:val="19"/>
+        </w:rPr>
+        <w:t>RabbitMQ</w:t>
+      </w:r>
+      <w:r>
+        <w:rPr>
+          <w:sz w:val="19"/>
+        </w:rPr>
+        <w:t>, is evaluated against configurable automation rules, and matching events are pushed to live dashboards in real time — opening the cameras covering a zone when a door opens, or triggering PA announcements on a fire signal.</w:t>
+      </w:r>
+    </w:p>
+    <w:p>
+      <w:pPr>
+        <w:pStyle w:val="ListBullet"/>
+        <w:spacing w:before="0" w:after="20" w:line="240" w:lineRule="auto"/>
+      </w:pPr>
+      <w:r>
+        <w:rPr>
+          <w:sz w:val="19"/>
+        </w:rPr>
+        <w:t xml:space="preserve">Integrated new device classes and implemented </w:t>
+      </w:r>
+      <w:r>
+        <w:rPr>
+          <w:b/>
+          <w:sz w:val="19"/>
+        </w:rPr>
+        <w:t>camera tamper detection</w:t>
+      </w:r>
+      <w:r>
+        <w:rPr>
+          <w:sz w:val="19"/>
+        </w:rPr>
+        <w:t>, capturing the shock-wave signal and an automatic snapshot the moment a unit is physically disturbed and exposing it to the scenario engine like any other device signal. Currently hardening the platform's security posture toward a formal security certification.</w:t>
       </w:r>
     </w:p>
     <w:p>

--- a/saman_nezafat_cv.docx
+++ b/saman_nezafat_cv.docx
@@ -389,7 +389,20 @@
         <w:rPr>
           <w:sz w:val="19"/>
         </w:rPr>
-        <w:t xml:space="preserve">Contributed to an event-driven platform managing </w:t>
+        <w:t xml:space="preserve">Contributed to a </w:t>
+      </w:r>
+      <w:r>
+        <w:rPr>
+          <w:b/>
+          <w:sz w:val="19"/>
+        </w:rPr>
+        <w:t>building management and security platform</w:t>
+      </w:r>
+      <w:r>
+        <w:rPr>
+          <w:sz w:val="19"/>
+        </w:rPr>
+        <w:t xml:space="preserve"> running </w:t>
       </w:r>
       <w:r>
         <w:rPr>
@@ -402,20 +415,7 @@
         <w:rPr>
           <w:sz w:val="19"/>
         </w:rPr>
-        <w:t xml:space="preserve"> (cameras, access control, parking barriers) in production at Atlas Mall Tehran and Shiraz Metro, unifying </w:t>
-      </w:r>
-      <w:r>
-        <w:rPr>
-          <w:b/>
-          <w:sz w:val="19"/>
-        </w:rPr>
-        <w:t>building management and security monitoring</w:t>
-      </w:r>
-      <w:r>
-        <w:rPr>
-          <w:sz w:val="19"/>
-        </w:rPr>
-        <w:t xml:space="preserve"> under one scenario engine: device data streams in through </w:t>
+        <w:t xml:space="preserve"> (cameras, access control, barriers) in production at Atlas Mall Tehran and Shiraz Metro, where </w:t>
       </w:r>
       <w:r>
         <w:rPr>
@@ -428,7 +428,7 @@
         <w:rPr>
           <w:sz w:val="19"/>
         </w:rPr>
-        <w:t>, is evaluated against configurable automation rules, and matching events are pushed to live dashboards in real time — opening the cameras covering a zone when a door opens, or triggering PA announcements on a fire signal.</w:t>
+        <w:t xml:space="preserve"> device streams drive a configurable scenario engine — surfacing a zone's cameras the moment a door opens.</w:t>
       </w:r>
     </w:p>
     <w:p>
@@ -440,7 +440,7 @@
         <w:rPr>
           <w:sz w:val="19"/>
         </w:rPr>
-        <w:t xml:space="preserve">Integrated new device classes and implemented </w:t>
+        <w:t xml:space="preserve">Integrated several new device types into the platform, including </w:t>
       </w:r>
       <w:r>
         <w:rPr>
@@ -453,7 +453,7 @@
         <w:rPr>
           <w:sz w:val="19"/>
         </w:rPr>
-        <w:t>, capturing the shock-wave signal and an automatic snapshot the moment a unit is physically disturbed and exposing it to the scenario engine like any other device signal. Currently hardening the platform's security posture toward a formal security certification.</w:t>
+        <w:t xml:space="preserve"> that stores the shock-wave signal and a snapshot when a unit is physically disturbed; now hardening the platform toward a formal security certification.</w:t>
       </w:r>
     </w:p>
     <w:p>

--- a/saman_nezafat_cv.docx
+++ b/saman_nezafat_cv.docx
@@ -53,7 +53,7 @@
         <w:rPr>
           <w:sz w:val="19"/>
         </w:rPr>
-        <w:t>Backend Software Engineer with 5 years of experience architecting high-concurrency systems and real-time platforms serving millions of users. Proven track record in technical leadership and delivering scalable, distributed solutions in Go and Python. Open to relocation with visa sponsorship.</w:t>
+        <w:t>Backend Software Engineer with 5 years of experience architecting high-concurrency systems and real-time platforms serving millions of users. Proven track record in technical leadership and delivering scalable, distributed solutions in Go and Python.</w:t>
       </w:r>
     </w:p>
     <w:p>

--- a/saman_nezafat_cv.docx
+++ b/saman_nezafat_cv.docx
@@ -134,7 +134,7 @@
         <w:rPr>
           <w:sz w:val="19"/>
         </w:rPr>
-        <w:t xml:space="preserve">Tech-led a </w:t>
+        <w:t xml:space="preserve">Took over a </w:t>
       </w:r>
       <w:r>
         <w:rPr>
@@ -147,7 +147,7 @@
         <w:rPr>
           <w:sz w:val="19"/>
         </w:rPr>
-        <w:t xml:space="preserve"> with a 2-engineer team, covering payment routing to per-account settlement terminals and a reconciliation system of 3 interacting state machines for automated and manual mismatch resolution.</w:t>
+        <w:t xml:space="preserve"> that had run without a developer for months, learned the codebase and the business rules unaided, and now own it as tech lead with a team hired around it: payment routing to per-account settlement terminals and a reconciliation system of 3 interacting state machines for automated and manual mismatch resolution.</w:t>
       </w:r>
     </w:p>
     <w:p>
@@ -223,7 +223,7 @@
         <w:rPr>
           <w:sz w:val="19"/>
         </w:rPr>
-        <w:t xml:space="preserve">Built and maintain the original production payment layer in </w:t>
+        <w:t xml:space="preserve">Built and own the production payment layer, in two independent implementations for two separate teams: </w:t>
       </w:r>
       <w:r>
         <w:rPr>
@@ -236,19 +236,7 @@
         <w:rPr>
           <w:sz w:val="19"/>
         </w:rPr>
-        <w:t xml:space="preserve"> for the tourism platform (5 integrated gateways).</w:t>
-      </w:r>
-    </w:p>
-    <w:p>
-      <w:pPr>
-        <w:pStyle w:val="ListBullet"/>
-        <w:spacing w:before="0" w:after="20" w:line="240" w:lineRule="auto"/>
-      </w:pPr>
-      <w:r>
-        <w:rPr>
-          <w:sz w:val="19"/>
-        </w:rPr>
-        <w:t xml:space="preserve">Built a </w:t>
+        <w:t xml:space="preserve"> and </w:t>
       </w:r>
       <w:r>
         <w:rPr>
@@ -261,7 +249,7 @@
         <w:rPr>
           <w:sz w:val="19"/>
         </w:rPr>
-        <w:t xml:space="preserve"> rewrite with a cleaner provider-adapter architecture (Make/Verify/Reverse/Refund per provider), </w:t>
+        <w:t xml:space="preserve">. Every provider sits behind one fixed 6-endpoint contract (make/verify/reverse plus open/approve/cancel), so adding a gateway never changes calling code; </w:t>
       </w:r>
       <w:r>
         <w:rPr>
@@ -274,7 +262,7 @@
         <w:rPr>
           <w:sz w:val="19"/>
         </w:rPr>
-        <w:t xml:space="preserve">, and </w:t>
+        <w:t xml:space="preserve"> and </w:t>
       </w:r>
       <w:r>
         <w:rPr>
@@ -287,7 +275,7 @@
         <w:rPr>
           <w:sz w:val="19"/>
         </w:rPr>
-        <w:t xml:space="preserve"> guarantees; now used by two Shiraz municipal projects.</w:t>
+        <w:t xml:space="preserve"> guarantee exactly-once capture. 5 integrated gateways; the Go build is used by two Shiraz municipal projects.</w:t>
       </w:r>
     </w:p>
     <w:p>
@@ -312,7 +300,7 @@
         <w:rPr>
           <w:sz w:val="19"/>
         </w:rPr>
-        <w:t xml:space="preserve">Built a tamper-evident audit log service in </w:t>
+        <w:t xml:space="preserve">Built and own a tamper-evident audit log service in </w:t>
       </w:r>
       <w:r>
         <w:rPr>
@@ -325,7 +313,7 @@
         <w:rPr>
           <w:sz w:val="19"/>
         </w:rPr>
-        <w:t xml:space="preserve"> with </w:t>
+        <w:t xml:space="preserve">, from design through production: </w:t>
       </w:r>
       <w:r>
         <w:rPr>
@@ -389,7 +377,7 @@
         <w:rPr>
           <w:sz w:val="19"/>
         </w:rPr>
-        <w:t xml:space="preserve">Contributed to a </w:t>
+        <w:t xml:space="preserve">Backend lead on a </w:t>
       </w:r>
       <w:r>
         <w:rPr>
@@ -440,7 +428,7 @@
         <w:rPr>
           <w:sz w:val="19"/>
         </w:rPr>
-        <w:t xml:space="preserve">Integrated several new device types into the platform, including </w:t>
+        <w:t xml:space="preserve">Took over as sole backend engineer on this long-running production system and integrated several new device types, including </w:t>
       </w:r>
       <w:r>
         <w:rPr>
@@ -478,7 +466,7 @@
         <w:rPr>
           <w:sz w:val="19"/>
         </w:rPr>
-        <w:t xml:space="preserve">Developed a </w:t>
+        <w:t xml:space="preserve">Inherited an unfinished, unstable </w:t>
       </w:r>
       <w:r>
         <w:rPr>
@@ -491,7 +479,7 @@
         <w:rPr>
           <w:sz w:val="19"/>
         </w:rPr>
-        <w:t xml:space="preserve"> backend that collects meter data and runs a multi-tier billing engine to automatically generate detailed PDF invoices.</w:t>
+        <w:t xml:space="preserve"> backend after the previous developer was let go, stabilised it, built out the remaining features, and launched it: meter data collection and a multi-tier billing engine that generates detailed PDF invoices.</w:t>
       </w:r>
     </w:p>
     <w:p>
@@ -593,7 +581,7 @@
         <w:rPr>
           <w:sz w:val="19"/>
         </w:rPr>
-        <w:t xml:space="preserve">Built a priority-managed messaging system (SMS &amp; Push) using </w:t>
+        <w:t xml:space="preserve">Built and own a priority-managed notification system (SMS &amp; Push) on </w:t>
       </w:r>
       <w:r>
         <w:rPr>
@@ -606,7 +594,7 @@
         <w:rPr>
           <w:sz w:val="19"/>
         </w:rPr>
-        <w:t xml:space="preserve"> for efficient, real-time message queuing.</w:t>
+        <w:t>, serving real-time queuing across services.</w:t>
       </w:r>
     </w:p>
     <w:p>
@@ -631,7 +619,7 @@
         <w:rPr>
           <w:sz w:val="19"/>
         </w:rPr>
-        <w:t xml:space="preserve">Developed a </w:t>
+        <w:t xml:space="preserve">Designed and built a </w:t>
       </w:r>
       <w:r>
         <w:rPr>
@@ -670,7 +658,7 @@
         <w:rPr>
           <w:sz w:val="19"/>
         </w:rPr>
-        <w:t>.</w:t>
+        <w:t>, then extended it with the team as it grew, adding operational reporting.</w:t>
       </w:r>
     </w:p>
     <w:p>
@@ -695,7 +683,7 @@
         <w:rPr>
           <w:sz w:val="19"/>
         </w:rPr>
-        <w:t>Built an automated shopping assistant for WhatsApp, enabling users to place orders via voice or text, with the AI handling product search, cart management, and order creation.</w:t>
+        <w:t>Built and own an automated shopping assistant for WhatsApp, live in production: users order by voice or text while the agent handles product search, cart state across a long conversation, and order creation.</w:t>
       </w:r>
     </w:p>
     <w:p>
@@ -1152,6 +1140,40 @@
             <w:color w:val="0563C1"/>
             <w:u w:val="single"/>
           </w:rPr>
+          <w:t>PyRemote</w:t>
+        </w:r>
+      </w:hyperlink>
+      <w:r>
+        <w:rPr>
+          <w:sz w:val="19"/>
+        </w:rPr>
+        <w:t xml:space="preserve"> (</w:t>
+      </w:r>
+      <w:r>
+        <w:rPr>
+          <w:b/>
+          <w:sz w:val="19"/>
+        </w:rPr>
+        <w:t>265 stars, 68 forks</w:t>
+      </w:r>
+      <w:r>
+        <w:rPr>
+          <w:sz w:val="19"/>
+        </w:rPr>
+        <w:t>), An educational security-research framework in Python for exploring remote-control patterns over a chat transport.</w:t>
+      </w:r>
+    </w:p>
+    <w:p>
+      <w:pPr>
+        <w:pStyle w:val="ListBullet"/>
+        <w:spacing w:before="0" w:after="20" w:line="240" w:lineRule="auto"/>
+      </w:pPr>
+      <w:hyperlink r:id="rId10">
+        <w:r>
+          <w:rPr>
+            <w:color w:val="0563C1"/>
+            <w:u w:val="single"/>
+          </w:rPr>
           <w:t>Muxr</w:t>
         </w:r>
       </w:hyperlink>
@@ -1167,7 +1189,7 @@
         <w:pStyle w:val="ListBullet"/>
         <w:spacing w:before="0" w:after="20" w:line="240" w:lineRule="auto"/>
       </w:pPr>
-      <w:hyperlink r:id="rId10">
+      <w:hyperlink r:id="rId11">
         <w:r>
           <w:rPr>
             <w:color w:val="0563C1"/>
@@ -1188,7 +1210,7 @@
         <w:pStyle w:val="ListBullet"/>
         <w:spacing w:before="0" w:after="20" w:line="240" w:lineRule="auto"/>
       </w:pPr>
-      <w:hyperlink r:id="rId11">
+      <w:hyperlink r:id="rId12">
         <w:r>
           <w:rPr>
             <w:color w:val="0563C1"/>
@@ -1209,7 +1231,7 @@
         <w:pStyle w:val="ListBullet"/>
         <w:spacing w:before="0" w:after="20" w:line="240" w:lineRule="auto"/>
       </w:pPr>
-      <w:hyperlink r:id="rId12">
+      <w:hyperlink r:id="rId13">
         <w:r>
           <w:rPr>
             <w:color w:val="0563C1"/>
@@ -1223,27 +1245,6 @@
           <w:sz w:val="19"/>
         </w:rPr>
         <w:t>, A minimalist ERC-20 social token on Polygon, designed as an experiment in on-chain communication (Solidity).</w:t>
-      </w:r>
-    </w:p>
-    <w:p>
-      <w:pPr>
-        <w:pStyle w:val="ListBullet"/>
-        <w:spacing w:before="0" w:after="20" w:line="240" w:lineRule="auto"/>
-      </w:pPr>
-      <w:hyperlink r:id="rId13">
-        <w:r>
-          <w:rPr>
-            <w:color w:val="0563C1"/>
-            <w:u w:val="single"/>
-          </w:rPr>
-          <w:t>PyBotNet</w:t>
-        </w:r>
-      </w:hyperlink>
-      <w:r>
-        <w:rPr>
-          <w:sz w:val="19"/>
-        </w:rPr>
-        <w:t>, An educational security-research framework in Python for exploring remote-control patterns via Telegram.</w:t>
       </w:r>
     </w:p>
     <w:p>

--- a/saman_nezafat_cv.docx
+++ b/saman_nezafat_cv.docx
@@ -82,7 +82,7 @@
           <w:color w:val="15202B"/>
           <w:sz w:val="24"/>
         </w:rPr>
-        <w:t>Intelligent Processing of Pars Hadish</w:t>
+        <w:t>Pars Hadish</w:t>
       </w:r>
       <w:r>
         <w:rPr>
@@ -275,7 +275,7 @@
         <w:rPr>
           <w:sz w:val="19"/>
         </w:rPr>
-        <w:t xml:space="preserve"> guarantee exactly-once capture. 5 integrated gateways; the Go build is used by two Shiraz municipal projects.</w:t>
+        <w:t xml:space="preserve"> guarantee exactly-once capture. 5 integrated gateways; the Go build is used by two municipal projects.</w:t>
       </w:r>
     </w:p>
     <w:p>
@@ -403,7 +403,7 @@
         <w:rPr>
           <w:sz w:val="19"/>
         </w:rPr>
-        <w:t xml:space="preserve"> (cameras, access control, barriers) in production at Atlas Mall Tehran and Shiraz Metro, where </w:t>
+        <w:t xml:space="preserve"> (cameras, access control, barriers) in production at a large shopping mall and a metro system, where </w:t>
       </w:r>
       <w:r>
         <w:rPr>
@@ -696,7 +696,7 @@
           <w:color w:val="15202B"/>
           <w:sz w:val="24"/>
         </w:rPr>
-        <w:t>Atishahr Smart City Iranians (Atishahr)</w:t>
+        <w:t>Atishahr</w:t>
       </w:r>
       <w:r>
         <w:rPr>
@@ -812,7 +812,7 @@
           <w:color w:val="15202B"/>
           <w:sz w:val="24"/>
         </w:rPr>
-        <w:t>Mehr-e Pars ICT (Mehr Pars)</w:t>
+        <w:t>Mehr Pars</w:t>
       </w:r>
       <w:r>
         <w:rPr>
